--- a/Project-1/reports/2.6_Текст_выступления.docx
+++ b/Project-1/reports/2.6_Текст_выступления.docx
@@ -42,7 +42,7 @@
           <w:sz w:val="24"/>
           <w:szCs w:val="24"/>
         </w:rPr>
-        <w:t>Формат: рассказ-реклама конфигурации · 9 слайдов · общее время около 4:20 (лимит — 5 минут)</w:t>
+        <w:t>Формат: рассказ-реклама конфигурации · 11 слайдов · общее время около 4:20 (лимит — 5 минут)</w:t>
       </w:r>
     </w:p>
     <w:p>
@@ -78,20 +78,20 @@
           <w:sz w:val="24"/>
           <w:szCs w:val="24"/>
         </w:rPr>
-        <w:t xml:space="preserve">   (0:20, с 0:00 до 0:20)</w:t>
-      </w:r>
-    </w:p>
-    <w:p>
-      <w:pPr>
-        <w:spacing w:line="360" w:lineRule="auto"/>
-        <w:ind w:firstLine="709"/>
-        <w:jc w:val="both"/>
-      </w:pPr>
-      <w:r>
-        <w:t>Добрый день! Мы — команда «ВольтМаркет». Сегодня мы покажем систему, которая навод</w:t>
-      </w:r>
-      <w:r>
-        <w:t>ит порядок в магазине электроники. ВольтМаркет — это информационная система на 1С:Предприятие 8.3: закупки, продажи, цены и склад в одном окне.</w:t>
+        <w:t xml:space="preserve">   (0:15, с 0:00 до 0:15)</w:t>
+      </w:r>
+    </w:p>
+    <w:p>
+      <w:pPr>
+        <w:spacing w:line="360" w:lineRule="auto"/>
+        <w:ind w:firstLine="709"/>
+        <w:jc w:val="both"/>
+      </w:pPr>
+      <w:r>
+        <w:t xml:space="preserve">Добрый день! Мы — команда «ВольтМаркет». ВольтМаркет — это информационная система </w:t>
+      </w:r>
+      <w:r>
+        <w:t>на 1С:Предприятие 8.3 для магазина электроники: закупки, продажи, бронирование, цены и склад в одном окне.</w:t>
       </w:r>
     </w:p>
     <w:p>
@@ -112,23 +112,20 @@
           <w:sz w:val="24"/>
           <w:szCs w:val="24"/>
         </w:rPr>
-        <w:t xml:space="preserve">   (0:30, с 0:20 до 0:50)</w:t>
-      </w:r>
-    </w:p>
-    <w:p>
-      <w:pPr>
-        <w:spacing w:line="360" w:lineRule="auto"/>
-        <w:ind w:firstLine="709"/>
-        <w:jc w:val="both"/>
-      </w:pPr>
-      <w:r>
-        <w:t>Представьте небольшой магазин электроники. Остатк</w:t>
-      </w:r>
-      <w:r>
-        <w:t>и считают в тетради или в таблице, и у каждого продавца свои цифры. Бывает, что покупатель уже оплатил телефон, а на складе его нет. А в конце месяца владелец видит выручку, но не понимает, сколько на самом деле заработал. Именно эти три проблемы решает Во</w:t>
-      </w:r>
-      <w:r>
-        <w:t>льтМаркет.</w:t>
+        <w:t xml:space="preserve">   (0:25, с 0:15 до 0:40)</w:t>
+      </w:r>
+    </w:p>
+    <w:p>
+      <w:pPr>
+        <w:spacing w:line="360" w:lineRule="auto"/>
+        <w:ind w:firstLine="709"/>
+        <w:jc w:val="both"/>
+      </w:pPr>
+      <w:r>
+        <w:t>Представьте небольшой магазин электроники. Остатки считают в тетради, и у каждого свои</w:t>
+      </w:r>
+      <w:r>
+        <w:t xml:space="preserve"> цифры. Покупатель оплатил телефон — а на складе его нет. Товар отложили для одного клиента — а продали другому. И в конце месяца непонятно, сколько магазин заработал. Все четыре проблемы решает ВольтМаркет.</w:t>
       </w:r>
     </w:p>
     <w:p>
@@ -149,33 +146,7 @@
           <w:sz w:val="24"/>
           <w:szCs w:val="24"/>
         </w:rPr>
-        <w:t xml:space="preserve">   (0:30, с 0:50 до 1:20)</w:t>
-      </w:r>
-    </w:p>
-    <w:p>
-      <w:pPr>
-        <w:spacing w:line="360" w:lineRule="auto"/>
-        <w:ind w:firstLine="709"/>
-        <w:jc w:val="both"/>
-      </w:pPr>
-      <w:r>
-        <w:t xml:space="preserve">ВольтМаркет собирает весь магазин в одном окне. Закупки, продажи, цены и остатки хранятся в одной базе, поэтому цифры у всех одинаковые. При входе сотрудник сразу видит рабочий стол: </w:t>
-      </w:r>
-      <w:r>
-        <w:t>сколько товаров в каталоге, что лежит на складе, какие выручка и прибыль за месяц и какие товары пора заказать. А на каждом шаге система подсказывает и проверяет.</w:t>
-      </w:r>
-    </w:p>
-    <w:p>
-      <w:pPr>
-        <w:keepNext/>
-        <w:spacing w:before="200" w:after="60" w:line="360" w:lineRule="auto"/>
-      </w:pPr>
-      <w:r>
-        <w:rPr>
-          <w:b/>
-          <w:bCs/>
-        </w:rPr>
-        <w:t>Слайд 4. Что умеет ВольтМаркет</w:t>
+        <w:t xml:space="preserve">   (0:25, с </w:t>
       </w:r>
       <w:r>
         <w:rPr>
@@ -183,27 +154,20 @@
           <w:sz w:val="24"/>
           <w:szCs w:val="24"/>
         </w:rPr>
-        <w:t xml:space="preserve">   (0:40, с 1:20 до 2:00)</w:t>
-      </w:r>
-    </w:p>
-    <w:p>
-      <w:pPr>
-        <w:spacing w:line="360" w:lineRule="auto"/>
-        <w:ind w:firstLine="709"/>
-        <w:jc w:val="both"/>
-      </w:pPr>
-      <w:r>
-        <w:t xml:space="preserve">Что умеет система? Каталог товаров с </w:t>
-      </w:r>
-      <w:r>
-        <w:t xml:space="preserve">фотографиями: открываешь товар — и сразу видишь фото, цену и остаток. Цены хранятся с историей: новую цену можно назначить с нужной даты, а старые не теряются. Поступление от </w:t>
-      </w:r>
-      <w:r>
-        <w:lastRenderedPageBreak/>
-        <w:t>поставщика само увеличивает остаток. В продаже цена подставляется из прайса, сист</w:t>
-      </w:r>
-      <w:r>
-        <w:t>ема проверяет наличие и считает себестоимость. Отчёты показывают остатки по группам и прибыль за любой период, а накладная печатается одной кнопкой.</w:t>
+        <w:t>0:40 до 1:05)</w:t>
+      </w:r>
+    </w:p>
+    <w:p>
+      <w:pPr>
+        <w:spacing w:line="360" w:lineRule="auto"/>
+        <w:ind w:firstLine="709"/>
+        <w:jc w:val="both"/>
+      </w:pPr>
+      <w:r>
+        <w:t>Все данные хранятся в одной базе, поэтому цифры у всех одинаковые. При входе сотрудник видит рабочий стол: остаток на складе, товар в резерве, выручку и прибыль за месяц, что пора заказать и какие брони ждут покупателей. А на каждом шаге сист</w:t>
+      </w:r>
+      <w:r>
+        <w:t>ема подсказывает и проверяет.</w:t>
       </w:r>
     </w:p>
     <w:p>
@@ -216,7 +180,7 @@
           <w:b/>
           <w:bCs/>
         </w:rPr>
-        <w:t>Слайд 5. Закупили → продали → заработали</w:t>
+        <w:t>Слайд 4. Что умеет ВольтМаркет</w:t>
       </w:r>
       <w:r>
         <w:rPr>
@@ -224,20 +188,24 @@
           <w:sz w:val="24"/>
           <w:szCs w:val="24"/>
         </w:rPr>
-        <w:t xml:space="preserve">   (0:30, с 2:00 до 2:30)</w:t>
-      </w:r>
-    </w:p>
-    <w:p>
-      <w:pPr>
-        <w:spacing w:line="360" w:lineRule="auto"/>
-        <w:ind w:firstLine="709"/>
-        <w:jc w:val="both"/>
-      </w:pPr>
-      <w:r>
-        <w:t>Вся работа — это три шага. Закупщик оформ</w:t>
-      </w:r>
-      <w:r>
-        <w:t>ляет поступление — и товар появляется на складе. Продавец оформляет продажу — цена уже заполнена, а внизу виден остаток. А руководитель открывает анализ продаж и видит выручку, себестоимость и валовую прибыль по каждому товару и покупателю.</w:t>
+        <w:t xml:space="preserve">   (0:30, с 1:05 до 1:35)</w:t>
+      </w:r>
+    </w:p>
+    <w:p>
+      <w:pPr>
+        <w:spacing w:line="360" w:lineRule="auto"/>
+        <w:ind w:firstLine="709"/>
+        <w:jc w:val="both"/>
+      </w:pPr>
+      <w:r>
+        <w:t>Что умеет система? Каталог с фотографиями, цены с историей, поступления и продажи с контролем остатка и расчётом прибыли. В новой версии появились бронирование товара и б</w:t>
+      </w:r>
+      <w:r>
+        <w:t xml:space="preserve">ыстрый ввод документов: подбор сразу нескольких товаров и добавление по артикулу. Отчёты показывают </w:t>
+      </w:r>
+      <w:r>
+        <w:lastRenderedPageBreak/>
+        <w:t>остатки, резерв, продажи и брони, а накладные и бланк брони печатаются одной кнопкой.</w:t>
       </w:r>
     </w:p>
     <w:p>
@@ -250,14 +218,7 @@
           <w:b/>
           <w:bCs/>
         </w:rPr>
-        <w:t xml:space="preserve">Слайд 6. Товар </w:t>
-      </w:r>
-      <w:r>
-        <w:rPr>
-          <w:b/>
-          <w:bCs/>
-        </w:rPr>
-        <w:t>видно с первого взгляда</w:t>
+        <w:t>Слайд 5. Закупили → продали → заработали</w:t>
       </w:r>
       <w:r>
         <w:rPr>
@@ -265,20 +226,20 @@
           <w:sz w:val="24"/>
           <w:szCs w:val="24"/>
         </w:rPr>
-        <w:t xml:space="preserve">   (0:30, с 2:30 до 3:00)</w:t>
-      </w:r>
-    </w:p>
-    <w:p>
-      <w:pPr>
-        <w:spacing w:line="360" w:lineRule="auto"/>
-        <w:ind w:firstLine="709"/>
-        <w:jc w:val="both"/>
-      </w:pPr>
-      <w:r>
-        <w:t>Особое внимание мы уделили каталогу. Слева — дерево товарных групп, справа — карточка выбранного товара с фотографией, ценой и остатком. Фото загружается прямо в карточку товара. И всё оформлено в едином фир</w:t>
-      </w:r>
-      <w:r>
-        <w:t>менном стиле: тёмно-синий, голубой и янтарная молния — символ «Вольта».</w:t>
+        <w:t xml:space="preserve">   (0:25, с 1:35 до 2:00)</w:t>
+      </w:r>
+    </w:p>
+    <w:p>
+      <w:pPr>
+        <w:spacing w:line="360" w:lineRule="auto"/>
+        <w:ind w:firstLine="709"/>
+        <w:jc w:val="both"/>
+      </w:pPr>
+      <w:r>
+        <w:t>Осно</w:t>
+      </w:r>
+      <w:r>
+        <w:t>вная работа — три шага. Закупщик оформляет поступление — товар появляется на складе. Продавец оформляет продажу — цена уже заполнена, справа видны фото и свободный остаток. Руководитель открывает анализ продаж и видит выручку, себестоимость и прибыль.</w:t>
       </w:r>
     </w:p>
     <w:p>
@@ -291,7 +252,14 @@
           <w:b/>
           <w:bCs/>
         </w:rPr>
-        <w:t>Слайд 7. Каждому — своё, и никаких ошибок</w:t>
+        <w:t>Слай</w:t>
+      </w:r>
+      <w:r>
+        <w:rPr>
+          <w:b/>
+          <w:bCs/>
+        </w:rPr>
+        <w:t>д 6. Бронь: товар ждёт своего покупателя</w:t>
       </w:r>
       <w:r>
         <w:rPr>
@@ -299,23 +267,20 @@
           <w:sz w:val="24"/>
           <w:szCs w:val="24"/>
         </w:rPr>
-        <w:t xml:space="preserve">   (0:35, с 3:00 до 3:35)</w:t>
-      </w:r>
-    </w:p>
-    <w:p>
-      <w:pPr>
-        <w:spacing w:line="360" w:lineRule="auto"/>
-        <w:ind w:firstLine="709"/>
-        <w:jc w:val="both"/>
-      </w:pPr>
-      <w:r>
-        <w:t>Каждый сотрудник видит только своё. Закупщик работает с каталогом, поставщиками и поступлениями, продавец — с покупат</w:t>
-      </w:r>
-      <w:r>
-        <w:t>елями, ценами и продажами, а администратор управляет всем. При этом система защищает от ошибок: продать больше, чем есть на складе, нельзя — она сразу покажет, сколько товара в наличии. Обязательные поля проверяются, а два продавца не смогут одновременно п</w:t>
-      </w:r>
-      <w:r>
-        <w:t>родать один и тот же последний товар.</w:t>
+        <w:t xml:space="preserve">   (0:35, с 2:00 до 2:35)</w:t>
+      </w:r>
+    </w:p>
+    <w:p>
+      <w:pPr>
+        <w:spacing w:line="360" w:lineRule="auto"/>
+        <w:ind w:firstLine="709"/>
+        <w:jc w:val="both"/>
+      </w:pPr>
+      <w:r>
+        <w:t>Главная новинка — бронирование. Покупатель просит отложить ноутбук — продавец оформляет бронь. Товар сразу уходит из свободного остатка, и продать его другому покупателю система не даст. Пок</w:t>
+      </w:r>
+      <w:r>
+        <w:t>упатель пришёл — продажа заполняется из брони одной ссылкой, и товар списывается со склада. Передумал — бронь отменяют, и товар возвращается в свободный остаток. В списке броней видно состояние каждой, а просроченные выделены красным.</w:t>
       </w:r>
     </w:p>
     <w:p>
@@ -328,7 +293,14 @@
           <w:b/>
           <w:bCs/>
         </w:rPr>
-        <w:t>Слайд 8. Готов к работе с первого запуска</w:t>
+        <w:t>Слайд 7. Продажа за п</w:t>
+      </w:r>
+      <w:r>
+        <w:rPr>
+          <w:b/>
+          <w:bCs/>
+        </w:rPr>
+        <w:t>ару кликов</w:t>
       </w:r>
       <w:r>
         <w:rPr>
@@ -336,20 +308,20 @@
           <w:sz w:val="24"/>
           <w:szCs w:val="24"/>
         </w:rPr>
-        <w:t xml:space="preserve">   (0:25, с 3:35 до 4:00)</w:t>
-      </w:r>
-    </w:p>
-    <w:p>
-      <w:pPr>
-        <w:spacing w:line="360" w:lineRule="auto"/>
-        <w:ind w:firstLine="709"/>
-        <w:jc w:val="both"/>
-      </w:pPr>
-      <w:r>
-        <w:t>ВольтМаркет готов к работе с первого запуска: семнадцать товаров с фотографиями, поставщики, покупатели, цены и документы уже в базе. Четыре раздела, т</w:t>
-      </w:r>
-      <w:r>
-        <w:t>ри роли и два языка интерфейса — русский и китайский. Да, наш ВольтМаркет говорит по-китайски!</w:t>
+        <w:t xml:space="preserve">   (0:30, с 2:35 до 3:05)</w:t>
+      </w:r>
+    </w:p>
+    <w:p>
+      <w:pPr>
+        <w:spacing w:line="360" w:lineRule="auto"/>
+        <w:ind w:firstLine="709"/>
+        <w:jc w:val="both"/>
+      </w:pPr>
+      <w:r>
+        <w:t>Мы сделали оформление документов быстрее. Кнопка «Подбор товаров» открывает список с ценами, остатками и фото: вписываешь количество прямо в список и переносишь всё в документ. Можно просто ввести артикул и нажать Enter.</w:t>
+      </w:r>
+      <w:r>
+        <w:t xml:space="preserve"> Если у покупателя есть бронь, система сама это подскажет, а закупщик одной кнопкой заказывает всё, что заканчивается.</w:t>
       </w:r>
     </w:p>
     <w:p>
@@ -362,8 +334,7 @@
           <w:b/>
           <w:bCs/>
         </w:rPr>
-        <w:lastRenderedPageBreak/>
-        <w:t>Слайд 9. Спасибо за внимание!</w:t>
+        <w:t>Слайд 8. Товар видно с первого взгляда</w:t>
       </w:r>
       <w:r>
         <w:rPr>
@@ -371,20 +342,123 @@
           <w:sz w:val="24"/>
           <w:szCs w:val="24"/>
         </w:rPr>
-        <w:t xml:space="preserve">   (0:20, с 4:00 до 4:20)</w:t>
-      </w:r>
-    </w:p>
-    <w:p>
-      <w:pPr>
-        <w:spacing w:line="360" w:lineRule="auto"/>
-        <w:ind w:firstLine="709"/>
-        <w:jc w:val="both"/>
-      </w:pPr>
-      <w:r>
-        <w:t xml:space="preserve">ВольтМаркет — учёт, который заряжает ваш магазин. Попробуйте сами: загрузите базу, войдите как продавец и </w:t>
-      </w:r>
-      <w:r>
-        <w:t>оформите первую продажу — это займёт минуту. Спасибо за внимание! Будем рады ответить на вопросы.</w:t>
+        <w:t xml:space="preserve">   (0:20, с 3:05 до 3:25)</w:t>
+      </w:r>
+    </w:p>
+    <w:p>
+      <w:pPr>
+        <w:spacing w:line="360" w:lineRule="auto"/>
+        <w:ind w:firstLine="709"/>
+        <w:jc w:val="both"/>
+      </w:pPr>
+      <w:r>
+        <w:t>В карточке товара — фотография, цена, остаток и свободный остаток. У кажд</w:t>
+      </w:r>
+      <w:r>
+        <w:t>ого из семнадцати товаров своё фото в едином стиле. Всё оформлено в фирменных цветах: тёмно-синий, голубой и янтарная молния — символ «Вольта».</w:t>
+      </w:r>
+    </w:p>
+    <w:p>
+      <w:pPr>
+        <w:keepNext/>
+        <w:spacing w:before="200" w:after="60" w:line="360" w:lineRule="auto"/>
+      </w:pPr>
+      <w:r>
+        <w:rPr>
+          <w:b/>
+          <w:bCs/>
+        </w:rPr>
+        <w:lastRenderedPageBreak/>
+        <w:t>Слайд 9. Каждому — своё, и никаких ошибок</w:t>
+      </w:r>
+      <w:r>
+        <w:rPr>
+          <w:color w:val="555555"/>
+          <w:sz w:val="24"/>
+          <w:szCs w:val="24"/>
+        </w:rPr>
+        <w:t xml:space="preserve">   (0:25, с 3:25 до 3:50)</w:t>
+      </w:r>
+    </w:p>
+    <w:p>
+      <w:pPr>
+        <w:spacing w:line="360" w:lineRule="auto"/>
+        <w:ind w:firstLine="709"/>
+        <w:jc w:val="both"/>
+      </w:pPr>
+      <w:r>
+        <w:t xml:space="preserve">Каждый сотрудник видит только своё: закупщик </w:t>
+      </w:r>
+      <w:r>
+        <w:t>— каталог и поступления, продавец — покупателей, цены, брони и продажи, администратор — всё. Система защищает от ошибок: нельзя продать больше, чем есть, и нельзя продать чужую бронь, обязательные поля проверяются, а два продавца не продадут один последний</w:t>
+      </w:r>
+      <w:r>
+        <w:t xml:space="preserve"> товар одновременно.</w:t>
+      </w:r>
+    </w:p>
+    <w:p>
+      <w:pPr>
+        <w:keepNext/>
+        <w:spacing w:before="200" w:after="60" w:line="360" w:lineRule="auto"/>
+      </w:pPr>
+      <w:r>
+        <w:rPr>
+          <w:b/>
+          <w:bCs/>
+        </w:rPr>
+        <w:t>Слайд 10. Готов к работе с первого запуска</w:t>
+      </w:r>
+      <w:r>
+        <w:rPr>
+          <w:color w:val="555555"/>
+          <w:sz w:val="24"/>
+          <w:szCs w:val="24"/>
+        </w:rPr>
+        <w:t xml:space="preserve">   (0:15, с 3:50 до 4:05)</w:t>
+      </w:r>
+    </w:p>
+    <w:p>
+      <w:pPr>
+        <w:spacing w:line="360" w:lineRule="auto"/>
+        <w:ind w:firstLine="709"/>
+        <w:jc w:val="both"/>
+      </w:pPr>
+      <w:r>
+        <w:t>ВольтМаркет готов к работе с первого запуска: товары с фото, покупатели, цены, документы и брони уже в базе. Пять разделов, три роли и два языка — русский и китайский.</w:t>
+      </w:r>
+    </w:p>
+    <w:p>
+      <w:pPr>
+        <w:keepNext/>
+        <w:spacing w:before="200" w:after="60" w:line="360" w:lineRule="auto"/>
+      </w:pPr>
+      <w:r>
+        <w:rPr>
+          <w:b/>
+          <w:bCs/>
+        </w:rPr>
+        <w:t>Слайд 11. Спасибо за внимание!</w:t>
+      </w:r>
+      <w:r>
+        <w:rPr>
+          <w:color w:val="555555"/>
+          <w:sz w:val="24"/>
+          <w:szCs w:val="24"/>
+        </w:rPr>
+        <w:t xml:space="preserve">   (0:15, с 4:05 до 4:20)</w:t>
+      </w:r>
+    </w:p>
+    <w:p>
+      <w:pPr>
+        <w:spacing w:line="360" w:lineRule="auto"/>
+        <w:ind w:firstLine="709"/>
+        <w:jc w:val="both"/>
+      </w:pPr>
+      <w:r>
+        <w:t>ВольтМаркет — учёт, который заря</w:t>
+      </w:r>
+      <w:r>
+        <w:t>жает ваш магазин. Попробуйте сами: войдите как продавец, забронируйте товар и продайте его по брони. Спасибо за внимание! Будем рады ответить на вопросы.</w:t>
       </w:r>
     </w:p>
     <w:p>
@@ -414,6 +488,84 @@
           <w:b/>
           <w:bCs/>
         </w:rPr>
+        <w:t>Вопрос: Как работает бронирование?</w:t>
+      </w:r>
+    </w:p>
+    <w:p>
+      <w:pPr>
+        <w:spacing w:line="360" w:lineRule="auto"/>
+        <w:ind w:firstLine="709"/>
+        <w:jc w:val="both"/>
+      </w:pPr>
+      <w:r>
+        <w:t>Документ «Бронирование» при проведении записывает товар в регистр накопления «Товары в резерве». Свободный остаток — это остаток на складе минус товары в резерве; забронировать и продать без брони можно только свободный остаток. Продажа по брони снимает то</w:t>
+      </w:r>
+      <w:r>
+        <w:t>вар с резерва и списывает его со склада, а документ «Отмена брони» возвращает товар в свободный остаток.</w:t>
+      </w:r>
+    </w:p>
+    <w:p>
+      <w:pPr>
+        <w:keepNext/>
+        <w:spacing w:before="160" w:line="360" w:lineRule="auto"/>
+      </w:pPr>
+      <w:r>
+        <w:rPr>
+          <w:b/>
+          <w:bCs/>
+        </w:rPr>
+        <w:t>Вопрос: Что будет, если бронь просрочена?</w:t>
+      </w:r>
+    </w:p>
+    <w:p>
+      <w:pPr>
+        <w:spacing w:line="360" w:lineRule="auto"/>
+        <w:ind w:firstLine="709"/>
+        <w:jc w:val="both"/>
+      </w:pPr>
+      <w:r>
+        <w:t>Товар остаётся в резерве, пока бронь не выкуплена или не отменена, но бронь получает состояние «Срок истёк» и</w:t>
+      </w:r>
+      <w:r>
+        <w:t xml:space="preserve"> выделяется красным в списке броней и на рабочем столе — продавец видит, что с покупателем нужно связаться или отменить бронь.</w:t>
+      </w:r>
+    </w:p>
+    <w:p>
+      <w:pPr>
+        <w:keepNext/>
+        <w:spacing w:before="160" w:line="360" w:lineRule="auto"/>
+      </w:pPr>
+      <w:r>
+        <w:rPr>
+          <w:b/>
+          <w:bCs/>
+        </w:rPr>
+        <w:t>Вопрос: Можно ли выкупить бронь частично?</w:t>
+      </w:r>
+    </w:p>
+    <w:p>
+      <w:pPr>
+        <w:spacing w:line="360" w:lineRule="auto"/>
+        <w:ind w:firstLine="709"/>
+        <w:jc w:val="both"/>
+      </w:pPr>
+      <w:r>
+        <w:t>Да. В продаже по брони можно оставить только часть товаров — остальное останется в резе</w:t>
+      </w:r>
+      <w:r>
+        <w:t>рве, бронь получит состояние «Выкуплена частично». Так же можно частично отменить бронь, уменьшив количество в документе «Отмена брони».</w:t>
+      </w:r>
+    </w:p>
+    <w:p>
+      <w:pPr>
+        <w:keepNext/>
+        <w:spacing w:before="160" w:line="360" w:lineRule="auto"/>
+      </w:pPr>
+      <w:r>
+        <w:rPr>
+          <w:b/>
+          <w:bCs/>
+        </w:rPr>
         <w:t>Вопрос: Что такое проведение документа?</w:t>
       </w:r>
     </w:p>
@@ -424,10 +576,10 @@
         <w:jc w:val="both"/>
       </w:pPr>
       <w:r>
-        <w:t>Проведение — это момент, когда документ начинает влиять на учёт: поступление увеличивает остаток в регистре «Остатки товаров», продажа уменьшает его и записывает выручку и себестоимость в регистр «Продажи». Непроведённый документ — черновик, он показан в с</w:t>
-      </w:r>
-      <w:r>
-        <w:t>писке серым.</w:t>
+        <w:t>Проведение — это момент, когда документ начинает влиять на учёт: поступление ув</w:t>
+      </w:r>
+      <w:r>
+        <w:t>еличивает остаток, продажа уменьшает его и записывает выручку и себестоимость, бронь записывает товар в резерв. Непроведённый документ — черновик, он показан в списке серым.</w:t>
       </w:r>
     </w:p>
     <w:p>
@@ -450,10 +602,10 @@
         <w:jc w:val="both"/>
       </w:pPr>
       <w:r>
-        <w:t>Регистр сведений «Цены» хранит значение на дату: какая цена у товара действует с какого числа. Регистры накопления «Остатки товаров» и «Продажи» накапливают движения: сколько приш</w:t>
-      </w:r>
-      <w:r>
-        <w:t>ло, сколько ушло, сколько продано за период.</w:t>
+        <w:t>Регистр сведений «</w:t>
+      </w:r>
+      <w:r>
+        <w:t>Цены» хранит значение на дату: какая цена у товара действует с какого числа. Регистры накопления «Остатки товаров», «Продажи» и «Товары в резерве» накапливают движения: сколько пришло, сколько ушло, сколько продано или забронировано.</w:t>
       </w:r>
     </w:p>
     <w:p>
@@ -466,7 +618,15 @@
           <w:b/>
           <w:bCs/>
         </w:rPr>
-        <w:t>Вопрос: Как считается себестоимость и прибыль?</w:t>
+        <w:lastRenderedPageBreak/>
+        <w:t xml:space="preserve">Вопрос: Как считается </w:t>
+      </w:r>
+      <w:r>
+        <w:rPr>
+          <w:b/>
+          <w:bCs/>
+        </w:rPr>
+        <w:t>себестоимость и прибыль?</w:t>
       </w:r>
     </w:p>
     <w:p>
@@ -499,10 +659,10 @@
         <w:jc w:val="both"/>
       </w:pPr>
       <w:r>
-        <w:t xml:space="preserve">В системе три роли: «Покупка» </w:t>
-      </w:r>
-      <w:r>
-        <w:t>для закупщика, «Продажа» для продавца и «Полные права» для администратора. Роль определяет, какие разделы, документы и отчёты видит пользователь; на рабочем столе недоступные кнопки скрываются.</w:t>
+        <w:t>В сис</w:t>
+      </w:r>
+      <w:r>
+        <w:t>теме три роли: «Покупка» для закупщика, «Продажа» для продавца (включая брони) и «Полные права» для администратора. Роль определяет, какие разделы, документы и отчёты видит пользователь; на рабочем столе недоступные кнопки скрываются.</w:t>
       </w:r>
     </w:p>
     <w:p>
@@ -515,50 +675,24 @@
           <w:b/>
           <w:bCs/>
         </w:rPr>
-        <w:t>Вопрос: Где выводятся фотографии товаров?</w:t>
-      </w:r>
-    </w:p>
-    <w:p>
-      <w:pPr>
-        <w:spacing w:line="360" w:lineRule="auto"/>
-        <w:ind w:firstLine="709"/>
-        <w:jc w:val="both"/>
-      </w:pPr>
-      <w:r>
-        <w:t>В карточке товара (к</w:t>
-      </w:r>
-      <w:r>
-        <w:t>нопки «Загрузить фото» и «Удалить фото») и в списке номенклатуры — в карточке-превью справа от списка. Фото хранятся прямо в базе.</w:t>
-      </w:r>
-    </w:p>
-    <w:p>
-      <w:pPr>
-        <w:keepNext/>
-        <w:spacing w:before="160" w:line="360" w:lineRule="auto"/>
-      </w:pPr>
-      <w:r>
-        <w:rPr>
-          <w:b/>
-          <w:bCs/>
-        </w:rPr>
-        <w:t>Вопрос: Зачем китайский язык?</w:t>
-      </w:r>
-    </w:p>
-    <w:p>
-      <w:pPr>
-        <w:spacing w:line="360" w:lineRule="auto"/>
-        <w:ind w:firstLine="709"/>
-        <w:jc w:val="both"/>
-      </w:pPr>
-      <w:r>
-        <w:t>В нашей команде есть участники из Китая, и мы сделали второй язык интерфейса: названия разделов</w:t>
-      </w:r>
-      <w:r>
-        <w:t xml:space="preserve">, справочников, документов, полей и </w:t>
-      </w:r>
-      <w:r>
-        <w:lastRenderedPageBreak/>
-        <w:t>сообщений переведены на китайский, для китайского пользователя есть отдельный баннер.</w:t>
+        <w:t>Вопрос: Зачем китайск</w:t>
+      </w:r>
+      <w:r>
+        <w:rPr>
+          <w:b/>
+          <w:bCs/>
+        </w:rPr>
+        <w:t>ий язык?</w:t>
+      </w:r>
+    </w:p>
+    <w:p>
+      <w:pPr>
+        <w:spacing w:line="360" w:lineRule="auto"/>
+        <w:ind w:firstLine="709"/>
+        <w:jc w:val="both"/>
+      </w:pPr>
+      <w:r>
+        <w:t>В нашей команде есть участники из Китая, и мы сделали второй язык интерфейса: разделы, документы, поля и сообщения, в том числе новые формы брони и подбора, переведены на китайский.</w:t>
       </w:r>
     </w:p>
     <w:sectPr>
@@ -659,10 +793,10 @@
 <file path=word/numbering.xml><?xml version="1.0" encoding="utf-8"?>
 <w:numbering xmlns:wpc="http://schemas.microsoft.com/office/word/2010/wordprocessingCanvas" xmlns:cx="http://schemas.microsoft.com/office/drawing/2014/chartex" xmlns:cx1="http://schemas.microsoft.com/office/drawing/2015/9/8/chartex" xmlns:cx2="http://schemas.microsoft.com/office/drawing/2015/10/21/chartex" xmlns:cx3="http://schemas.microsoft.com/office/drawing/2016/5/9/chartex" xmlns:cx4="http://schemas.microsoft.com/office/drawing/2016/5/10/chartex" xmlns:cx5="http://schemas.microsoft.com/office/drawing/2016/5/11/chartex" xmlns:cx6="http://schemas.microsoft.com/office/drawing/2016/5/12/chartex" xmlns:cx7="http://schemas.microsoft.com/office/drawing/2016/5/13/chartex" xmlns:cx8="http://schemas.microsoft.com/office/drawing/2016/5/14/chartex" xmlns:mc="http://schemas.openxmlformats.org/markup-compatibility/2006" xmlns:aink="http://schemas.microsoft.com/office/drawing/2016/ink" xmlns:am3d="http://schemas.microsoft.com/office/drawing/2017/model3d" xmlns:o="urn:schemas-microsoft-com:office:office" xmlns:r="http://schemas.openxmlformats.org/officeDocument/2006/relationships" xmlns:m="http://schemas.openxmlformats.org/officeDocument/2006/math" xmlns:v="urn:schemas-microsoft-com:vml" xmlns:wp14="http://schemas.microsoft.com/office/word/2010/wordprocessingDrawing" xmlns:wp="http://schemas.openxmlformats.org/drawingml/2006/wordprocessingDrawing" xmlns:w10="urn:schemas-microsoft-com:office:word" xmlns:w="http://schemas.openxmlformats.org/wordprocessingml/2006/main" xmlns:w14="http://schemas.microsoft.com/office/word/2010/wordml" xmlns:w15="http://schemas.microsoft.com/office/word/2012/wordml" xmlns:w16cex="http://schemas.microsoft.com/office/word/2018/wordml/cex" xmlns:w16cid="http://schemas.microsoft.com/office/word/2016/wordml/cid" xmlns:w16="http://schemas.microsoft.com/office/word/2018/wordml" xmlns:w16sdtdh="http://schemas.microsoft.com/office/word/2020/wordml/sdtdatahash" xmlns:w16se="http://schemas.microsoft.com/office/word/2015/wordml/symex" xmlns:wpg="http://schemas.microsoft.com/office/word/2010/wordprocessingGroup" xmlns:wpi="http://schemas.microsoft.com/office/word/2010/wordprocessingInk" xmlns:wne="http://schemas.microsoft.com/office/word/2006/wordml" xmlns:wps="http://schemas.microsoft.com/office/word/2010/wordprocessingShape" mc:Ignorable="w14 w15 w16se w16cid w16 w16cex w16sdtdh wp14">
   <w:abstractNum w:abstractNumId="0" w15:restartNumberingAfterBreak="0">
-    <w:nsid w:val="64803D78"/>
+    <w:nsid w:val="180F295A"/>
     <w:multiLevelType w:val="hybridMultilevel"/>
-    <w:tmpl w:val="AA9A817A"/>
-    <w:lvl w:ilvl="0" w:tplc="8F727894" w:tentative="1">
+    <w:tmpl w:val="57B0515A"/>
+    <w:lvl w:ilvl="0" w:tplc="7ABCE276" w:tentative="1">
       <w:start w:val="1"/>
       <w:numFmt w:val="bullet"/>
       <w:lvlText w:val="●"/>
@@ -671,7 +805,7 @@
         <w:ind w:left="720" w:hanging="360"/>
       </w:pPr>
     </w:lvl>
-    <w:lvl w:ilvl="1" w:tplc="5DF88D98" w:tentative="1">
+    <w:lvl w:ilvl="1" w:tplc="67C46308" w:tentative="1">
       <w:start w:val="1"/>
       <w:numFmt w:val="bullet"/>
       <w:lvlText w:val="○"/>
@@ -680,7 +814,7 @@
         <w:ind w:left="1440" w:hanging="360"/>
       </w:pPr>
     </w:lvl>
-    <w:lvl w:ilvl="2" w:tplc="8F02CA5C" w:tentative="1">
+    <w:lvl w:ilvl="2" w:tplc="ADF8A8E8" w:tentative="1">
       <w:start w:val="1"/>
       <w:numFmt w:val="bullet"/>
       <w:lvlText w:val="■"/>
@@ -689,7 +823,7 @@
         <w:ind w:left="2160" w:hanging="360"/>
       </w:pPr>
     </w:lvl>
-    <w:lvl w:ilvl="3" w:tplc="B4F001D6" w:tentative="1">
+    <w:lvl w:ilvl="3" w:tplc="50728986" w:tentative="1">
       <w:start w:val="1"/>
       <w:numFmt w:val="bullet"/>
       <w:lvlText w:val="●"/>
@@ -698,7 +832,7 @@
         <w:ind w:left="2880" w:hanging="360"/>
       </w:pPr>
     </w:lvl>
-    <w:lvl w:ilvl="4" w:tplc="B8540370" w:tentative="1">
+    <w:lvl w:ilvl="4" w:tplc="4DBEC1A2" w:tentative="1">
       <w:start w:val="1"/>
       <w:numFmt w:val="bullet"/>
       <w:lvlText w:val="○"/>
@@ -707,7 +841,7 @@
         <w:ind w:left="3600" w:hanging="360"/>
       </w:pPr>
     </w:lvl>
-    <w:lvl w:ilvl="5" w:tplc="26DC184A" w:tentative="1">
+    <w:lvl w:ilvl="5" w:tplc="FD4E2F92" w:tentative="1">
       <w:start w:val="1"/>
       <w:numFmt w:val="bullet"/>
       <w:lvlText w:val="■"/>
@@ -716,7 +850,7 @@
         <w:ind w:left="4320" w:hanging="360"/>
       </w:pPr>
     </w:lvl>
-    <w:lvl w:ilvl="6" w:tplc="38F0AC40" w:tentative="1">
+    <w:lvl w:ilvl="6" w:tplc="6ACC8686" w:tentative="1">
       <w:start w:val="1"/>
       <w:numFmt w:val="bullet"/>
       <w:lvlText w:val="●"/>
@@ -725,7 +859,7 @@
         <w:ind w:left="5040" w:hanging="360"/>
       </w:pPr>
     </w:lvl>
-    <w:lvl w:ilvl="7" w:tplc="A8AA2590" w:tentative="1">
+    <w:lvl w:ilvl="7" w:tplc="65A00FAE" w:tentative="1">
       <w:start w:val="1"/>
       <w:numFmt w:val="bullet"/>
       <w:lvlText w:val="●"/>
@@ -734,7 +868,7 @@
         <w:ind w:left="5760" w:hanging="360"/>
       </w:pPr>
     </w:lvl>
-    <w:lvl w:ilvl="8" w:tplc="91E0E6E6" w:tentative="1">
+    <w:lvl w:ilvl="8" w:tplc="CF92ACD4" w:tentative="1">
       <w:start w:val="1"/>
       <w:numFmt w:val="bullet"/>
       <w:lvlText w:val="●"/>
